--- a/static/downloads/en/docx/layer-1/membership-state-registry.docx
+++ b/static/downloads/en/docx/layer-1/membership-state-registry.docx
@@ -87,7 +87,7 @@
         <w:t xml:space="preserve"> </w:t>
       </w:r>
       <w:r>
-        <w:t xml:space="preserve">2026-04-28</w:t>
+        <w:t xml:space="preserve">2026-04-29</w:t>
       </w:r>
     </w:p>
     <w:p>

--- a/static/downloads/en/docx/layer-1/membership-state-registry.docx
+++ b/static/downloads/en/docx/layer-1/membership-state-registry.docx
@@ -87,7 +87,7 @@
         <w:t xml:space="preserve"> </w:t>
       </w:r>
       <w:r>
-        <w:t xml:space="preserve">2026-06-26</w:t>
+        <w:t xml:space="preserve">2026-07-07</w:t>
       </w:r>
     </w:p>
     <w:p>
@@ -379,8 +379,14 @@
     </w:p>
     <w:p>
       <w:pPr>
-        <w:pStyle w:val="BlockText"/>
-      </w:pPr>
+        <w:pStyle w:val="BodyText"/>
+      </w:pPr>
+      <w:r>
+        <w:t xml:space="preserve">&gt;</w:t>
+      </w:r>
+      <w:r>
+        <w:t xml:space="preserve"> </w:t>
+      </w:r>
       <w:r>
         <w:rPr>
           <w:b/>
@@ -388,19 +394,29 @@
         </w:rPr>
         <w:t xml:space="preserve">Rationale — Why a single table of states</w:t>
       </w:r>
-    </w:p>
-    <w:p>
-      <w:pPr>
-        <w:pStyle w:val="BlockText"/>
-      </w:pPr>
-      <w:r>
-        <w:t xml:space="preserve">Rights and obligations scattered across documents drift apart. Collecting every state, its rights, its obligations, and its transitions into one table makes the membership system auditable at a glance — you can see every door into and out of the community, and what each one grants. If two documents ever disagree, this registry is the tiebreaker.</w:t>
-      </w:r>
-    </w:p>
-    <w:p>
-      <w:pPr>
-        <w:pStyle w:val="BlockText"/>
-      </w:pPr>
+      <w:r>
+        <w:t xml:space="preserve"> </w:t>
+      </w:r>
+      <w:r>
+        <w:t xml:space="preserve">&gt;</w:t>
+      </w:r>
+      <w:r>
+        <w:t xml:space="preserve"> </w:t>
+      </w:r>
+      <w:r>
+        <w:t xml:space="preserve">&gt; Rights and obligations scattered across documents drift apart. Collecting every state, its rights, its obligations, and its transitions into one table makes the membership system auditable at a glance — you can see every door into and out of the community, and what each one grants. If two documents ever disagree, this registry is the tiebreaker.</w:t>
+      </w:r>
+    </w:p>
+    <w:p>
+      <w:pPr>
+        <w:pStyle w:val="BodyText"/>
+      </w:pPr>
+      <w:r>
+        <w:t xml:space="preserve">&gt;</w:t>
+      </w:r>
+      <w:r>
+        <w:t xml:space="preserve"> </w:t>
+      </w:r>
       <w:r>
         <w:rPr>
           <w:b/>
@@ -408,13 +424,17 @@
         </w:rPr>
         <w:t xml:space="preserve">Instructions — How to fill this in</w:t>
       </w:r>
-    </w:p>
-    <w:p>
-      <w:pPr>
-        <w:pStyle w:val="BlockText"/>
-      </w:pPr>
-      <w:r>
-        <w:t xml:space="preserve">Define every membership state your community recognizes (e.g. Applicant, Trial Member, Full Member, Exited Member). For each, list rights, obligations, entry condition, and exit condition. Keep states mutually exclusive — no individual may hold two states simultaneously.</w:t>
+      <w:r>
+        <w:t xml:space="preserve"> </w:t>
+      </w:r>
+      <w:r>
+        <w:t xml:space="preserve">&gt;</w:t>
+      </w:r>
+      <w:r>
+        <w:t xml:space="preserve"> </w:t>
+      </w:r>
+      <w:r>
+        <w:t xml:space="preserve">&gt; Define every membership state your community recognizes (e.g. Applicant, Trial Member, Full Member, Exited Member). For each, list rights, obligations, entry condition, and exit condition. Keep states mutually exclusive — no individual may hold two states simultaneously.</w:t>
       </w:r>
     </w:p>
     <w:tbl>
@@ -512,6 +532,13 @@
             <w:pPr>
               <w:pStyle w:val="Compact"/>
             </w:pPr>
+            <w:r>
+              <w:rPr>
+                <w:i/>
+                <w:iCs/>
+              </w:rPr>
+              <w:t xml:space="preserve">&lt;rights&gt;</w:t>
+            </w:r>
           </w:p>
         </w:tc>
         <w:tc>
@@ -520,6 +547,13 @@
             <w:pPr>
               <w:pStyle w:val="Compact"/>
             </w:pPr>
+            <w:r>
+              <w:rPr>
+                <w:i/>
+                <w:iCs/>
+              </w:rPr>
+              <w:t xml:space="preserve">&lt;obligations&gt;</w:t>
+            </w:r>
           </w:p>
         </w:tc>
         <w:tc>
@@ -528,6 +562,13 @@
             <w:pPr>
               <w:pStyle w:val="Compact"/>
             </w:pPr>
+            <w:r>
+              <w:rPr>
+                <w:i/>
+                <w:iCs/>
+              </w:rPr>
+              <w:t xml:space="preserve">&lt;entry&gt;</w:t>
+            </w:r>
           </w:p>
         </w:tc>
         <w:tc>
@@ -536,6 +577,13 @@
             <w:pPr>
               <w:pStyle w:val="Compact"/>
             </w:pPr>
+            <w:r>
+              <w:rPr>
+                <w:i/>
+                <w:iCs/>
+              </w:rPr>
+              <w:t xml:space="preserve">&lt;exit&gt;</w:t>
+            </w:r>
           </w:p>
         </w:tc>
       </w:tr>
@@ -561,6 +609,13 @@
             <w:pPr>
               <w:pStyle w:val="Compact"/>
             </w:pPr>
+            <w:r>
+              <w:rPr>
+                <w:i/>
+                <w:iCs/>
+              </w:rPr>
+              <w:t xml:space="preserve">&lt;rights&gt;</w:t>
+            </w:r>
           </w:p>
         </w:tc>
         <w:tc>
@@ -569,6 +624,13 @@
             <w:pPr>
               <w:pStyle w:val="Compact"/>
             </w:pPr>
+            <w:r>
+              <w:rPr>
+                <w:i/>
+                <w:iCs/>
+              </w:rPr>
+              <w:t xml:space="preserve">&lt;obligations&gt;</w:t>
+            </w:r>
           </w:p>
         </w:tc>
         <w:tc>
@@ -577,6 +639,13 @@
             <w:pPr>
               <w:pStyle w:val="Compact"/>
             </w:pPr>
+            <w:r>
+              <w:rPr>
+                <w:i/>
+                <w:iCs/>
+              </w:rPr>
+              <w:t xml:space="preserve">&lt;entry&gt;</w:t>
+            </w:r>
           </w:p>
         </w:tc>
         <w:tc>
@@ -585,6 +654,13 @@
             <w:pPr>
               <w:pStyle w:val="Compact"/>
             </w:pPr>
+            <w:r>
+              <w:rPr>
+                <w:i/>
+                <w:iCs/>
+              </w:rPr>
+              <w:t xml:space="preserve">&lt;exit&gt;</w:t>
+            </w:r>
           </w:p>
         </w:tc>
       </w:tr>
@@ -610,6 +686,13 @@
             <w:pPr>
               <w:pStyle w:val="Compact"/>
             </w:pPr>
+            <w:r>
+              <w:rPr>
+                <w:i/>
+                <w:iCs/>
+              </w:rPr>
+              <w:t xml:space="preserve">&lt;rights&gt;</w:t>
+            </w:r>
           </w:p>
         </w:tc>
         <w:tc>
@@ -618,6 +701,13 @@
             <w:pPr>
               <w:pStyle w:val="Compact"/>
             </w:pPr>
+            <w:r>
+              <w:rPr>
+                <w:i/>
+                <w:iCs/>
+              </w:rPr>
+              <w:t xml:space="preserve">&lt;obligations&gt;</w:t>
+            </w:r>
           </w:p>
         </w:tc>
         <w:tc>
@@ -626,6 +716,13 @@
             <w:pPr>
               <w:pStyle w:val="Compact"/>
             </w:pPr>
+            <w:r>
+              <w:rPr>
+                <w:i/>
+                <w:iCs/>
+              </w:rPr>
+              <w:t xml:space="preserve">&lt;entry&gt;</w:t>
+            </w:r>
           </w:p>
         </w:tc>
         <w:tc>
@@ -634,6 +731,13 @@
             <w:pPr>
               <w:pStyle w:val="Compact"/>
             </w:pPr>
+            <w:r>
+              <w:rPr>
+                <w:i/>
+                <w:iCs/>
+              </w:rPr>
+              <w:t xml:space="preserve">&lt;exit&gt;</w:t>
+            </w:r>
           </w:p>
         </w:tc>
       </w:tr>
@@ -659,6 +763,13 @@
             <w:pPr>
               <w:pStyle w:val="Compact"/>
             </w:pPr>
+            <w:r>
+              <w:rPr>
+                <w:i/>
+                <w:iCs/>
+              </w:rPr>
+              <w:t xml:space="preserve">&lt;rights&gt;</w:t>
+            </w:r>
           </w:p>
         </w:tc>
         <w:tc>
@@ -667,6 +778,13 @@
             <w:pPr>
               <w:pStyle w:val="Compact"/>
             </w:pPr>
+            <w:r>
+              <w:rPr>
+                <w:i/>
+                <w:iCs/>
+              </w:rPr>
+              <w:t xml:space="preserve">&lt;obligations&gt;</w:t>
+            </w:r>
           </w:p>
         </w:tc>
         <w:tc>
@@ -675,6 +793,13 @@
             <w:pPr>
               <w:pStyle w:val="Compact"/>
             </w:pPr>
+            <w:r>
+              <w:rPr>
+                <w:i/>
+                <w:iCs/>
+              </w:rPr>
+              <w:t xml:space="preserve">&lt;entry&gt;</w:t>
+            </w:r>
           </w:p>
         </w:tc>
         <w:tc>
@@ -683,22 +808,29 @@
             <w:pPr>
               <w:pStyle w:val="Compact"/>
             </w:pPr>
+            <w:r>
+              <w:rPr>
+                <w:i/>
+                <w:iCs/>
+              </w:rPr>
+              <w:t xml:space="preserve">&lt;exit&gt;</w:t>
+            </w:r>
           </w:p>
         </w:tc>
       </w:tr>
     </w:tbl>
     <w:p>
       <w:pPr>
-        <w:pStyle w:val="BlockText"/>
-      </w:pPr>
-      <w:r>
-        <w:t xml:space="preserve">No individual may hold multiple membership states simultaneously.</w:t>
-      </w:r>
-      <w:r>
-        <w:t xml:space="preserve"> </w:t>
-      </w:r>
-      <w:r>
-        <w:t xml:space="preserve">No rights or obligations may be assumed outside of the individual’s current membership state.</w:t>
+        <w:pStyle w:val="BodyText"/>
+      </w:pPr>
+      <w:r>
+        <w:t xml:space="preserve">&gt; No individual may hold multiple membership states simultaneously.</w:t>
+      </w:r>
+      <w:r>
+        <w:t xml:space="preserve"> </w:t>
+      </w:r>
+      <w:r>
+        <w:t xml:space="preserve">&gt; No rights or obligations may be assumed outside of the individual’s current membership state.</w:t>
       </w:r>
     </w:p>
     <w:bookmarkEnd w:id="16"/>
@@ -713,8 +845,14 @@
     </w:p>
     <w:p>
       <w:pPr>
-        <w:pStyle w:val="BlockText"/>
-      </w:pPr>
+        <w:pStyle w:val="FirstParagraph"/>
+      </w:pPr>
+      <w:r>
+        <w:t xml:space="preserve">&gt;</w:t>
+      </w:r>
+      <w:r>
+        <w:t xml:space="preserve"> </w:t>
+      </w:r>
       <w:r>
         <w:rPr>
           <w:b/>
@@ -722,19 +860,29 @@
         </w:rPr>
         <w:t xml:space="preserve">Rationale — Why preserve data after exit</w:t>
       </w:r>
-    </w:p>
-    <w:p>
-      <w:pPr>
-        <w:pStyle w:val="BlockText"/>
-      </w:pPr>
-      <w:r>
-        <w:t xml:space="preserve">The community’s history belongs to the community, not to any individual account. Retaining contribution records after exit protects the integrity of audit trails, governance history, and recognition accounting — while revoking access and removing the person from active listings respects the finality of their departure.</w:t>
-      </w:r>
-    </w:p>
-    <w:p>
-      <w:pPr>
-        <w:pStyle w:val="BlockText"/>
-      </w:pPr>
+      <w:r>
+        <w:t xml:space="preserve"> </w:t>
+      </w:r>
+      <w:r>
+        <w:t xml:space="preserve">&gt;</w:t>
+      </w:r>
+      <w:r>
+        <w:t xml:space="preserve"> </w:t>
+      </w:r>
+      <w:r>
+        <w:t xml:space="preserve">&gt; The community’s history belongs to the community, not to any individual account. Retaining contribution records after exit protects the integrity of audit trails, governance history, and recognition accounting — while revoking access and removing the person from active listings respects the finality of their departure.</w:t>
+      </w:r>
+    </w:p>
+    <w:p>
+      <w:pPr>
+        <w:pStyle w:val="BodyText"/>
+      </w:pPr>
+      <w:r>
+        <w:t xml:space="preserve">&gt;</w:t>
+      </w:r>
+      <w:r>
+        <w:t xml:space="preserve"> </w:t>
+      </w:r>
       <w:r>
         <w:rPr>
           <w:b/>
@@ -742,13 +890,17 @@
         </w:rPr>
         <w:t xml:space="preserve">Instructions — How to fill this in</w:t>
       </w:r>
-    </w:p>
-    <w:p>
-      <w:pPr>
-        <w:pStyle w:val="BlockText"/>
-      </w:pPr>
-      <w:r>
-        <w:t xml:space="preserve">Describe which records persist after exit, where state assignments are tracked operationally, and how access revocation interacts with platform capabilities.</w:t>
+      <w:r>
+        <w:t xml:space="preserve"> </w:t>
+      </w:r>
+      <w:r>
+        <w:t xml:space="preserve">&gt;</w:t>
+      </w:r>
+      <w:r>
+        <w:t xml:space="preserve"> </w:t>
+      </w:r>
+      <w:r>
+        <w:t xml:space="preserve">&gt; Describe which records persist after exit, where state assignments are tracked operationally, and how access revocation interacts with platform capabilities.</w:t>
       </w:r>
     </w:p>
     <w:p>
@@ -868,8 +1020,14 @@
     </w:p>
     <w:p>
       <w:pPr>
-        <w:pStyle w:val="BlockText"/>
-      </w:pPr>
+        <w:pStyle w:val="BodyText"/>
+      </w:pPr>
+      <w:r>
+        <w:t xml:space="preserve">&gt;</w:t>
+      </w:r>
+      <w:r>
+        <w:t xml:space="preserve"> </w:t>
+      </w:r>
       <w:r>
         <w:rPr>
           <w:b/>
@@ -877,19 +1035,29 @@
         </w:rPr>
         <w:t xml:space="preserve">Rationale — Why separate the definition from the list</w:t>
       </w:r>
-    </w:p>
-    <w:p>
-      <w:pPr>
-        <w:pStyle w:val="BlockText"/>
-      </w:pPr>
-      <w:r>
-        <w:t xml:space="preserve">This document defines what the states mean; the live registry tracks who is in which state today. Keeping them separate means the definitions are stable and governable while the assignments stay current — and nobody has to change a ratified artifact every time a member joins or leaves.</w:t>
-      </w:r>
-    </w:p>
-    <w:p>
-      <w:pPr>
-        <w:pStyle w:val="BlockText"/>
-      </w:pPr>
+      <w:r>
+        <w:t xml:space="preserve"> </w:t>
+      </w:r>
+      <w:r>
+        <w:t xml:space="preserve">&gt;</w:t>
+      </w:r>
+      <w:r>
+        <w:t xml:space="preserve"> </w:t>
+      </w:r>
+      <w:r>
+        <w:t xml:space="preserve">&gt; This document defines what the states mean; the live registry tracks who is in which state today. Keeping them separate means the definitions are stable and governable while the assignments stay current — and nobody has to change a ratified artifact every time a member joins or leaves.</w:t>
+      </w:r>
+    </w:p>
+    <w:p>
+      <w:pPr>
+        <w:pStyle w:val="BodyText"/>
+      </w:pPr>
+      <w:r>
+        <w:t xml:space="preserve">&gt;</w:t>
+      </w:r>
+      <w:r>
+        <w:t xml:space="preserve"> </w:t>
+      </w:r>
       <w:r>
         <w:rPr>
           <w:b/>
@@ -897,21 +1065,25 @@
         </w:rPr>
         <w:t xml:space="preserve">Instructions — How to fill this in</w:t>
       </w:r>
-    </w:p>
-    <w:p>
-      <w:pPr>
-        <w:pStyle w:val="BlockText"/>
-      </w:pPr>
-      <w:r>
-        <w:t xml:space="preserve">Link to the operational system or document where current member-to-state assignments are tracked. This artifact should not need to be changed every time a member joins or leaves.</w:t>
-      </w:r>
-    </w:p>
-    <w:p>
-      <w:pPr>
-        <w:pStyle w:val="BlockText"/>
-      </w:pPr>
-      <w:r>
-        <w:t xml:space="preserve">The live member list is maintained in</w:t>
+      <w:r>
+        <w:t xml:space="preserve"> </w:t>
+      </w:r>
+      <w:r>
+        <w:t xml:space="preserve">&gt;</w:t>
+      </w:r>
+      <w:r>
+        <w:t xml:space="preserve"> </w:t>
+      </w:r>
+      <w:r>
+        <w:t xml:space="preserve">&gt; Link to the operational system or document where current member-to-state assignments are tracked. This artifact should not need to be changed every time a member joins or leaves.</w:t>
+      </w:r>
+    </w:p>
+    <w:p>
+      <w:pPr>
+        <w:pStyle w:val="BodyText"/>
+      </w:pPr>
+      <w:r>
+        <w:t xml:space="preserve">&gt; The live member list is maintained in</w:t>
       </w:r>
       <w:r>
         <w:t xml:space="preserve"> </w:t>
@@ -929,8 +1101,15 @@
     </w:p>
     <w:p>
       <w:pPr>
-        <w:pStyle w:val="FirstParagraph"/>
-      </w:pPr>
+        <w:pStyle w:val="BodyText"/>
+      </w:pPr>
+      <w:r>
+        <w:rPr>
+          <w:i/>
+          <w:iCs/>
+        </w:rPr>
+        <w:t xml:space="preserve">&lt;Link or location of the live member directory.&gt;</w:t>
+      </w:r>
     </w:p>
     <w:p>
       <w:r>
@@ -967,6 +1146,9 @@
       <w:r>
         <w:t xml:space="preserve"> </w:t>
       </w:r>
+      <w:r>
+        <w:t xml:space="preserve">&lt;YYYY-MM-DD&gt;</w:t>
+      </w:r>
     </w:p>
     <w:p>
       <w:pPr>
@@ -1008,6 +1190,9 @@
       <w:r>
         <w:t xml:space="preserve"> </w:t>
       </w:r>
+      <w:r>
+        <w:t xml:space="preserve">&lt;version&gt;</w:t>
+      </w:r>
     </w:p>
     <w:p>
       <w:pPr>
@@ -1026,6 +1211,9 @@
       </w:r>
       <w:r>
         <w:t xml:space="preserve"> </w:t>
+      </w:r>
+      <w:r>
+        <w:t xml:space="preserve">&lt;link to decision record&gt;</w:t>
       </w:r>
     </w:p>
     <w:bookmarkEnd w:id="19"/>

--- a/static/downloads/en/docx/layer-1/membership-state-registry.docx
+++ b/static/downloads/en/docx/layer-1/membership-state-registry.docx
@@ -59,7 +59,7 @@
         <w:t xml:space="preserve">RCOS — Regenerative Community Operating System</w:t>
       </w:r>
     </w:p>
-    <w:bookmarkStart w:id="20" w:name="membership-state-registry"/>
+    <w:bookmarkStart w:id="17" w:name="membership-state-registry"/>
     <w:p>
       <w:pPr>
         <w:pStyle w:val="Heading1"/>
@@ -87,7 +87,7 @@
         <w:t xml:space="preserve"> </w:t>
       </w:r>
       <w:r>
-        <w:t xml:space="preserve">2026-07-07</w:t>
+        <w:t xml:space="preserve">2026-08-31</w:t>
       </w:r>
     </w:p>
     <w:p>
@@ -221,20 +221,6 @@
           <w:t xml:space="preserve">§3.1</w:t>
         </w:r>
       </w:hyperlink>
-      <w:r>
-        <w:t xml:space="preserve">,</w:t>
-      </w:r>
-      <w:r>
-        <w:t xml:space="preserve"> </w:t>
-      </w:r>
-      <w:hyperlink r:id="rId15">
-        <w:r>
-          <w:rPr>
-            <w:rStyle w:val="Hyperlink"/>
-          </w:rPr>
-          <w:t xml:space="preserve">§3.8</w:t>
-        </w:r>
-      </w:hyperlink>
     </w:p>
     <w:p>
       <w:r>
@@ -243,7 +229,7 @@
         </w:pict>
       </w:r>
     </w:p>
-    <w:bookmarkStart w:id="16" w:name="defined-membership-states"/>
+    <w:bookmarkStart w:id="15" w:name="defined-membership-states"/>
     <w:p>
       <w:pPr>
         <w:pStyle w:val="Heading2"/>
@@ -833,74 +819,21 @@
         <w:t xml:space="preserve">&gt; No rights or obligations may be assumed outside of the individual’s current membership state.</w:t>
       </w:r>
     </w:p>
-    <w:bookmarkEnd w:id="16"/>
-    <w:bookmarkStart w:id="17" w:name="technical-notes"/>
     <w:p>
+      <w:r>
+        <w:pict>
+          <v:rect style="width:0;height:1.5pt" o:hralign="center" o:hrstd="t" o:hr="t"/>
+        </w:pict>
+      </w:r>
+    </w:p>
+    <w:bookmarkEnd w:id="15"/>
+    <w:bookmarkStart w:id="16" w:name="ratification-record"/>
+    <w:p>
       <w:pPr>
         <w:pStyle w:val="Heading2"/>
       </w:pPr>
       <w:r>
-        <w:t xml:space="preserve">Technical Notes</w:t>
-      </w:r>
-    </w:p>
-    <w:p>
-      <w:pPr>
-        <w:pStyle w:val="FirstParagraph"/>
-      </w:pPr>
-      <w:r>
-        <w:t xml:space="preserve">&gt;</w:t>
-      </w:r>
-      <w:r>
-        <w:t xml:space="preserve"> </w:t>
-      </w:r>
-      <w:r>
-        <w:rPr>
-          <w:b/>
-          <w:bCs/>
-        </w:rPr>
-        <w:t xml:space="preserve">Rationale — Why preserve data after exit</w:t>
-      </w:r>
-      <w:r>
-        <w:t xml:space="preserve"> </w:t>
-      </w:r>
-      <w:r>
-        <w:t xml:space="preserve">&gt;</w:t>
-      </w:r>
-      <w:r>
-        <w:t xml:space="preserve"> </w:t>
-      </w:r>
-      <w:r>
-        <w:t xml:space="preserve">&gt; The community’s history belongs to the community, not to any individual account. Retaining contribution records after exit protects the integrity of audit trails, governance history, and recognition accounting — while revoking access and removing the person from active listings respects the finality of their departure.</w:t>
-      </w:r>
-    </w:p>
-    <w:p>
-      <w:pPr>
-        <w:pStyle w:val="BodyText"/>
-      </w:pPr>
-      <w:r>
-        <w:t xml:space="preserve">&gt;</w:t>
-      </w:r>
-      <w:r>
-        <w:t xml:space="preserve"> </w:t>
-      </w:r>
-      <w:r>
-        <w:rPr>
-          <w:b/>
-          <w:bCs/>
-        </w:rPr>
-        <w:t xml:space="preserve">Instructions — How to fill this in</w:t>
-      </w:r>
-      <w:r>
-        <w:t xml:space="preserve"> </w:t>
-      </w:r>
-      <w:r>
-        <w:t xml:space="preserve">&gt;</w:t>
-      </w:r>
-      <w:r>
-        <w:t xml:space="preserve"> </w:t>
-      </w:r>
-      <w:r>
-        <w:t xml:space="preserve">&gt; Describe which records persist after exit, where state assignments are tracked operationally, and how access revocation interacts with platform capabilities.</w:t>
+        <w:t xml:space="preserve">Ratification Record</w:t>
       </w:r>
     </w:p>
     <w:p>
@@ -913,10 +846,16 @@
       </w:pPr>
       <w:r>
         <w:rPr>
-          <w:i/>
-          <w:iCs/>
+          <w:b/>
+          <w:bCs/>
         </w:rPr>
-        <w:t xml:space="preserve">&lt;Contribution and governance history retained after exit; describe the retention policy.&gt;</w:t>
+        <w:t xml:space="preserve">Adopted:</w:t>
+      </w:r>
+      <w:r>
+        <w:t xml:space="preserve"> </w:t>
+      </w:r>
+      <w:r>
+        <w:t xml:space="preserve">&lt;YYYY-MM-DD&gt;</w:t>
       </w:r>
     </w:p>
     <w:p>
@@ -929,10 +868,16 @@
       </w:pPr>
       <w:r>
         <w:rPr>
-          <w:i/>
-          <w:iCs/>
+          <w:b/>
+          <w:bCs/>
         </w:rPr>
-        <w:t xml:space="preserve">&lt;Exited members are removed from active member listings; describe access revocation per platform.&gt;</w:t>
+        <w:t xml:space="preserve">Decision type:</w:t>
+      </w:r>
+      <w:r>
+        <w:t xml:space="preserve"> </w:t>
+      </w:r>
+      <w:r>
+        <w:t xml:space="preserve">Strategic</w:t>
       </w:r>
     </w:p>
     <w:p>
@@ -945,243 +890,6 @@
       </w:pPr>
       <w:r>
         <w:rPr>
-          <w:i/>
-          <w:iCs/>
-        </w:rPr>
-        <w:t xml:space="preserve">&lt;Operational location of state assignments — see</w:t>
-      </w:r>
-      <w:r>
-        <w:rPr>
-          <w:i/>
-          <w:iCs/>
-        </w:rPr>
-        <w:t xml:space="preserve"> </w:t>
-      </w:r>
-      <w:r>
-        <w:rPr>
-          <w:i/>
-          <w:iCs/>
-        </w:rPr>
-        <w:t xml:space="preserve">“Current Member List”</w:t>
-      </w:r>
-      <w:r>
-        <w:rPr>
-          <w:i/>
-          <w:iCs/>
-        </w:rPr>
-        <w:t xml:space="preserve"> </w:t>
-      </w:r>
-      <w:r>
-        <w:rPr>
-          <w:i/>
-          <w:iCs/>
-        </w:rPr>
-        <w:t xml:space="preserve">below.&gt;</w:t>
-      </w:r>
-    </w:p>
-    <w:bookmarkEnd w:id="17"/>
-    <w:bookmarkStart w:id="18" w:name="current-member-list"/>
-    <w:p>
-      <w:pPr>
-        <w:pStyle w:val="Heading2"/>
-      </w:pPr>
-      <w:r>
-        <w:t xml:space="preserve">Current Member List</w:t>
-      </w:r>
-    </w:p>
-    <w:p>
-      <w:pPr>
-        <w:pStyle w:val="FirstParagraph"/>
-      </w:pPr>
-      <w:r>
-        <w:rPr>
-          <w:i/>
-          <w:iCs/>
-        </w:rPr>
-        <w:t xml:space="preserve">RCOS clauses:</w:t>
-      </w:r>
-      <w:r>
-        <w:rPr>
-          <w:i/>
-          <w:iCs/>
-        </w:rPr>
-        <w:t xml:space="preserve"> </w:t>
-      </w:r>
-      <w:hyperlink r:id="rId15">
-        <w:r>
-          <w:rPr>
-            <w:rStyle w:val="Hyperlink"/>
-            <w:i/>
-            <w:iCs/>
-          </w:rPr>
-          <w:t xml:space="preserve">3.8.2</w:t>
-        </w:r>
-      </w:hyperlink>
-    </w:p>
-    <w:p>
-      <w:pPr>
-        <w:pStyle w:val="BodyText"/>
-      </w:pPr>
-      <w:r>
-        <w:t xml:space="preserve">&gt;</w:t>
-      </w:r>
-      <w:r>
-        <w:t xml:space="preserve"> </w:t>
-      </w:r>
-      <w:r>
-        <w:rPr>
-          <w:b/>
-          <w:bCs/>
-        </w:rPr>
-        <w:t xml:space="preserve">Rationale — Why separate the definition from the list</w:t>
-      </w:r>
-      <w:r>
-        <w:t xml:space="preserve"> </w:t>
-      </w:r>
-      <w:r>
-        <w:t xml:space="preserve">&gt;</w:t>
-      </w:r>
-      <w:r>
-        <w:t xml:space="preserve"> </w:t>
-      </w:r>
-      <w:r>
-        <w:t xml:space="preserve">&gt; This document defines what the states mean; the live registry tracks who is in which state today. Keeping them separate means the definitions are stable and governable while the assignments stay current — and nobody has to change a ratified artifact every time a member joins or leaves.</w:t>
-      </w:r>
-    </w:p>
-    <w:p>
-      <w:pPr>
-        <w:pStyle w:val="BodyText"/>
-      </w:pPr>
-      <w:r>
-        <w:t xml:space="preserve">&gt;</w:t>
-      </w:r>
-      <w:r>
-        <w:t xml:space="preserve"> </w:t>
-      </w:r>
-      <w:r>
-        <w:rPr>
-          <w:b/>
-          <w:bCs/>
-        </w:rPr>
-        <w:t xml:space="preserve">Instructions — How to fill this in</w:t>
-      </w:r>
-      <w:r>
-        <w:t xml:space="preserve"> </w:t>
-      </w:r>
-      <w:r>
-        <w:t xml:space="preserve">&gt;</w:t>
-      </w:r>
-      <w:r>
-        <w:t xml:space="preserve"> </w:t>
-      </w:r>
-      <w:r>
-        <w:t xml:space="preserve">&gt; Link to the operational system or document where current member-to-state assignments are tracked. This artifact should not need to be changed every time a member joins or leaves.</w:t>
-      </w:r>
-    </w:p>
-    <w:p>
-      <w:pPr>
-        <w:pStyle w:val="BodyText"/>
-      </w:pPr>
-      <w:r>
-        <w:t xml:space="preserve">&gt; The live member list is maintained in</w:t>
-      </w:r>
-      <w:r>
-        <w:t xml:space="preserve"> </w:t>
-      </w:r>
-      <w:r>
-        <w:rPr>
-          <w:i/>
-          <w:iCs/>
-        </w:rPr>
-        <w:t xml:space="preserve">&lt;system / location&gt;</w:t>
-      </w:r>
-      <w:r>
-        <w:t xml:space="preserve">. This document defines the states; the registry tool holds the current assignments.</w:t>
-      </w:r>
-    </w:p>
-    <w:p>
-      <w:pPr>
-        <w:pStyle w:val="BodyText"/>
-      </w:pPr>
-      <w:r>
-        <w:rPr>
-          <w:i/>
-          <w:iCs/>
-        </w:rPr>
-        <w:t xml:space="preserve">&lt;Link or location of the live member directory.&gt;</w:t>
-      </w:r>
-    </w:p>
-    <w:p>
-      <w:r>
-        <w:pict>
-          <v:rect style="width:0;height:1.5pt" o:hralign="center" o:hrstd="t" o:hr="t"/>
-        </w:pict>
-      </w:r>
-    </w:p>
-    <w:bookmarkEnd w:id="18"/>
-    <w:bookmarkStart w:id="19" w:name="ratification-record"/>
-    <w:p>
-      <w:pPr>
-        <w:pStyle w:val="Heading2"/>
-      </w:pPr>
-      <w:r>
-        <w:t xml:space="preserve">Ratification Record</w:t>
-      </w:r>
-    </w:p>
-    <w:p>
-      <w:pPr>
-        <w:pStyle w:val="Compact"/>
-        <w:numPr>
-          <w:ilvl w:val="0"/>
-          <w:numId w:val="1004"/>
-        </w:numPr>
-      </w:pPr>
-      <w:r>
-        <w:rPr>
-          <w:b/>
-          <w:bCs/>
-        </w:rPr>
-        <w:t xml:space="preserve">Adopted:</w:t>
-      </w:r>
-      <w:r>
-        <w:t xml:space="preserve"> </w:t>
-      </w:r>
-      <w:r>
-        <w:t xml:space="preserve">&lt;YYYY-MM-DD&gt;</w:t>
-      </w:r>
-    </w:p>
-    <w:p>
-      <w:pPr>
-        <w:pStyle w:val="Compact"/>
-        <w:numPr>
-          <w:ilvl w:val="0"/>
-          <w:numId w:val="1004"/>
-        </w:numPr>
-      </w:pPr>
-      <w:r>
-        <w:rPr>
-          <w:b/>
-          <w:bCs/>
-        </w:rPr>
-        <w:t xml:space="preserve">Decision type:</w:t>
-      </w:r>
-      <w:r>
-        <w:t xml:space="preserve"> </w:t>
-      </w:r>
-      <w:r>
-        <w:t xml:space="preserve">Strategic</w:t>
-      </w:r>
-    </w:p>
-    <w:p>
-      <w:pPr>
-        <w:pStyle w:val="Compact"/>
-        <w:numPr>
-          <w:ilvl w:val="0"/>
-          <w:numId w:val="1004"/>
-        </w:numPr>
-      </w:pPr>
-      <w:r>
-        <w:rPr>
           <w:b/>
           <w:bCs/>
         </w:rPr>
@@ -1199,7 +907,7 @@
         <w:pStyle w:val="Compact"/>
         <w:numPr>
           <w:ilvl w:val="0"/>
-          <w:numId w:val="1004"/>
+          <w:numId w:val="1003"/>
         </w:numPr>
       </w:pPr>
       <w:r>
@@ -1216,8 +924,8 @@
         <w:t xml:space="preserve">&lt;link to decision record&gt;</w:t>
       </w:r>
     </w:p>
-    <w:bookmarkEnd w:id="19"/>
-    <w:bookmarkEnd w:id="20"/>
+    <w:bookmarkEnd w:id="16"/>
+    <w:bookmarkEnd w:id="17"/>
     <w:sectPr>
       <w:footnotePr>
         <w:numRestart w:val="eachSect"/>
@@ -1441,9 +1149,6 @@
     <w:abstractNumId w:val="991"/>
   </w:num>
   <w:num w:numId="1003">
-    <w:abstractNumId w:val="991"/>
-  </w:num>
-  <w:num w:numId="1004">
     <w:abstractNumId w:val="991"/>
   </w:num>
 </w:numbering>
